--- a/translated_xml.docx
+++ b/translated_xml.docx
@@ -4,8 +4,7 @@
   <w:body>
     <w:p>
       <w:pPr>
-        <w:jc w:val="center"/>
-        <w:bidi w:val="1"/>
+        <w:jc w:val="left"/>
       </w:pPr>
       <w:r>
         <w:rPr>
@@ -17,10 +16,10 @@
     </w:p>
     <w:p>
       <w:pPr>
-        <w:jc w:val="center"/>
-        <w:bidi w:val="1"/>
+        <w:jc w:val="left"/>
       </w:pPr>
       <w:r>
+        <w:rPr/>
         <w:t xml:space="preserve">This file is designed for testing </w:t>
       </w:r>
       <w:r>
@@ -30,6 +29,7 @@
         <w:t>text extraction</w:t>
       </w:r>
       <w:r>
+        <w:rPr/>
         <w:t xml:space="preserve"> and preserving </w:t>
       </w:r>
       <w:r>
@@ -40,6 +40,7 @@
         <w:t>structure and formatting</w:t>
       </w:r>
       <w:r>
+        <w:rPr/>
         <w:t xml:space="preserve"> during translation.</w:t>
       </w:r>
     </w:p>
@@ -47,23 +48,25 @@
     <w:p>
       <w:pPr>
         <w:pStyle w:val="Heading1"/>
-        <w:bidi w:val="1"/>
+        <w:jc w:val="left"/>
       </w:pPr>
       <w:r>
+        <w:rPr/>
         <w:t>1. Introduction</w:t>
       </w:r>
     </w:p>
     <w:p>
       <w:pPr>
-        <w:bidi w:val="1"/>
+        <w:jc w:val="left"/>
       </w:pPr>
       <w:r>
-        <w:t>This paragraph contains standard Arabic text with some key terms such as "patient," "diagnosis," and "follow-up plan." The goal is to test the translation at the paragraph level, rather than at the level of each small formatting element.</w:t>
+        <w:rPr/>
+        <w:t>This paragraph contains standard Arabic text with some key terms such as patient, diagnosis, and follow-up plan. The goal is to test the translation at the paragraph level, rather than at the level of each small formatting element.</w:t>
       </w:r>
     </w:p>
     <w:p>
       <w:pPr>
-        <w:bidi w:val="1"/>
+        <w:jc w:val="left"/>
       </w:pPr>
       <w:r>
         <w:rPr>
@@ -78,6 +81,7 @@
         <w:t>important</w:t>
       </w:r>
       <w:r>
+        <w:rPr/>
         <w:t xml:space="preserve">, and the phrase </w:t>
       </w:r>
       <w:r>
@@ -87,6 +91,7 @@
         <w:t>in italics for emphasis</w:t>
       </w:r>
       <w:r>
+        <w:rPr/>
         <w:t xml:space="preserve">, and the word </w:t>
       </w:r>
       <w:r>
@@ -96,78 +101,87 @@
         <w:t>underlined</w:t>
       </w:r>
       <w:r>
+        <w:rPr/>
         <w:t>, as well as numbers such as 2026 and the percentage 15% to test how numbers are handled within the text.</w:t>
       </w:r>
     </w:p>
     <w:p>
       <w:pPr>
         <w:pStyle w:val="ListBullet"/>
-        <w:bidi w:val="1"/>
+        <w:jc w:val="left"/>
       </w:pPr>
       <w:r>
+        <w:rPr/>
         <w:t>Collect data from multiple files</w:t>
       </w:r>
     </w:p>
     <w:p>
       <w:pPr>
         <w:pStyle w:val="ListBullet"/>
-        <w:bidi w:val="1"/>
+        <w:jc w:val="left"/>
       </w:pPr>
       <w:r>
+        <w:rPr/>
         <w:t>Analysis of paragraphs, tables, and headings</w:t>
       </w:r>
     </w:p>
     <w:p>
       <w:pPr>
         <w:pStyle w:val="ListBullet"/>
-        <w:bidi w:val="1"/>
+        <w:jc w:val="left"/>
       </w:pPr>
       <w:r>
+        <w:rPr/>
         <w:t>Rewrite the document in English</w:t>
       </w:r>
     </w:p>
     <w:p>
       <w:pPr>
         <w:pStyle w:val="Heading2"/>
-        <w:bidi w:val="1"/>
+        <w:jc w:val="left"/>
       </w:pPr>
       <w:r>
+        <w:rPr/>
         <w:t>2. A numbered list of steps</w:t>
       </w:r>
     </w:p>
     <w:p>
       <w:pPr>
         <w:pStyle w:val="ListNumber"/>
-        <w:bidi w:val="1"/>
+        <w:jc w:val="left"/>
       </w:pPr>
       <w:r>
+        <w:rPr/>
         <w:t>Open the original Word file and make sure the text is editable.</w:t>
       </w:r>
     </w:p>
     <w:p>
       <w:pPr>
         <w:pStyle w:val="ListNumber"/>
-        <w:bidi w:val="1"/>
+        <w:jc w:val="left"/>
       </w:pPr>
       <w:r>
+        <w:rPr/>
         <w:t>Extract the paragraphs along with formatting attributes such as bold, italics, and underline.</w:t>
       </w:r>
     </w:p>
     <w:p>
       <w:pPr>
         <w:pStyle w:val="ListNumber"/>
-        <w:bidi w:val="1"/>
+        <w:jc w:val="left"/>
       </w:pPr>
       <w:r>
+        <w:rPr/>
         <w:t>Translate the text paragraph by paragraph, then paste it into a new document.</w:t>
       </w:r>
     </w:p>
     <w:p>
       <w:pPr>
         <w:pStyle w:val="Heading1"/>
-        <w:bidi w:val="1"/>
+        <w:jc w:val="left"/>
       </w:pPr>
       <w:r>
+        <w:rPr/>
         <w:t>3. Sample spreadsheet</w:t>
       </w:r>
     </w:p>
@@ -192,9 +206,11 @@
           </w:tcPr>
           <w:p>
             <w:pPr>
-              <w:bidi w:val="1"/>
+              <w:jc w:val="left"/>
             </w:pPr>
-            <w:r/>
+            <w:r>
+              <w:rPr/>
+            </w:r>
             <w:r>
               <w:rPr>
                 <w:rFonts w:ascii="Arial" w:hAnsi="Arial" w:eastAsia="Arial"/>
@@ -211,9 +227,11 @@
           </w:tcPr>
           <w:p>
             <w:pPr>
-              <w:bidi w:val="1"/>
+              <w:jc w:val="left"/>
             </w:pPr>
-            <w:r/>
+            <w:r>
+              <w:rPr/>
+            </w:r>
             <w:r>
               <w:rPr>
                 <w:rFonts w:ascii="Arial" w:hAnsi="Arial" w:eastAsia="Arial"/>
@@ -230,9 +248,11 @@
           </w:tcPr>
           <w:p>
             <w:pPr>
-              <w:bidi w:val="1"/>
+              <w:jc w:val="left"/>
             </w:pPr>
-            <w:r/>
+            <w:r>
+              <w:rPr/>
+            </w:r>
             <w:r>
               <w:rPr>
                 <w:rFonts w:ascii="Arial" w:hAnsi="Arial" w:eastAsia="Arial"/>
@@ -249,9 +269,11 @@
           </w:tcPr>
           <w:p>
             <w:pPr>
-              <w:bidi w:val="1"/>
+              <w:jc w:val="left"/>
             </w:pPr>
-            <w:r/>
+            <w:r>
+              <w:rPr/>
+            </w:r>
             <w:r>
               <w:rPr>
                 <w:rFonts w:ascii="Arial" w:hAnsi="Arial" w:eastAsia="Arial"/>
@@ -287,9 +309,11 @@
           </w:tcPr>
           <w:p>
             <w:pPr>
-              <w:bidi w:val="1"/>
+              <w:jc w:val="left"/>
             </w:pPr>
-            <w:r/>
+            <w:r>
+              <w:rPr/>
+            </w:r>
             <w:r>
               <w:rPr>
                 <w:rFonts w:ascii="Arial" w:hAnsi="Arial" w:eastAsia="Arial"/>
@@ -305,9 +329,11 @@
           </w:tcPr>
           <w:p>
             <w:pPr>
-              <w:bidi w:val="1"/>
+              <w:jc w:val="left"/>
             </w:pPr>
-            <w:r/>
+            <w:r>
+              <w:rPr/>
+            </w:r>
             <w:r>
               <w:rPr>
                 <w:rFonts w:ascii="Arial" w:hAnsi="Arial" w:eastAsia="Arial"/>
@@ -323,9 +349,11 @@
           </w:tcPr>
           <w:p>
             <w:pPr>
-              <w:bidi w:val="1"/>
+              <w:jc w:val="left"/>
             </w:pPr>
-            <w:r/>
+            <w:r>
+              <w:rPr/>
+            </w:r>
             <w:r>
               <w:rPr>
                 <w:rFonts w:ascii="Arial" w:hAnsi="Arial" w:eastAsia="Arial"/>
@@ -361,9 +389,11 @@
           </w:tcPr>
           <w:p>
             <w:pPr>
-              <w:bidi w:val="1"/>
+              <w:jc w:val="left"/>
             </w:pPr>
-            <w:r/>
+            <w:r>
+              <w:rPr/>
+            </w:r>
             <w:r>
               <w:rPr>
                 <w:rFonts w:ascii="Arial" w:hAnsi="Arial" w:eastAsia="Arial"/>
@@ -379,9 +409,11 @@
           </w:tcPr>
           <w:p>
             <w:pPr>
-              <w:bidi w:val="1"/>
+              <w:jc w:val="left"/>
             </w:pPr>
-            <w:r/>
+            <w:r>
+              <w:rPr/>
+            </w:r>
             <w:r>
               <w:rPr>
                 <w:rFonts w:ascii="Arial" w:hAnsi="Arial" w:eastAsia="Arial"/>
@@ -397,9 +429,11 @@
           </w:tcPr>
           <w:p>
             <w:pPr>
-              <w:bidi w:val="1"/>
+              <w:jc w:val="left"/>
             </w:pPr>
-            <w:r/>
+            <w:r>
+              <w:rPr/>
+            </w:r>
             <w:r>
               <w:rPr>
                 <w:rFonts w:ascii="Arial" w:hAnsi="Arial" w:eastAsia="Arial"/>
@@ -435,9 +469,11 @@
           </w:tcPr>
           <w:p>
             <w:pPr>
-              <w:bidi w:val="1"/>
+              <w:jc w:val="left"/>
             </w:pPr>
-            <w:r/>
+            <w:r>
+              <w:rPr/>
+            </w:r>
             <w:r>
               <w:rPr>
                 <w:rFonts w:ascii="Arial" w:hAnsi="Arial" w:eastAsia="Arial"/>
@@ -453,9 +489,11 @@
           </w:tcPr>
           <w:p>
             <w:pPr>
-              <w:bidi w:val="1"/>
+              <w:jc w:val="left"/>
             </w:pPr>
-            <w:r/>
+            <w:r>
+              <w:rPr/>
+            </w:r>
             <w:r>
               <w:rPr>
                 <w:rFonts w:ascii="Arial" w:hAnsi="Arial" w:eastAsia="Arial"/>
@@ -471,9 +509,11 @@
           </w:tcPr>
           <w:p>
             <w:pPr>
-              <w:bidi w:val="1"/>
+              <w:jc w:val="left"/>
             </w:pPr>
-            <w:r/>
+            <w:r>
+              <w:rPr/>
+            </w:r>
             <w:r>
               <w:rPr>
                 <w:rFonts w:ascii="Arial" w:hAnsi="Arial" w:eastAsia="Arial"/>
@@ -492,9 +532,11 @@
           </w:tcPr>
           <w:p>
             <w:pPr>
-              <w:bidi w:val="1"/>
+              <w:jc w:val="left"/>
             </w:pPr>
-            <w:r/>
+            <w:r>
+              <w:rPr/>
+            </w:r>
             <w:r>
               <w:rPr>
                 <w:rFonts w:ascii="Arial" w:hAnsi="Arial" w:eastAsia="Arial"/>
@@ -510,9 +552,10 @@
     <w:p>
       <w:pPr>
         <w:pStyle w:val="Heading2"/>
-        <w:bidi w:val="1"/>
+        <w:jc w:val="left"/>
       </w:pPr>
       <w:r>
+        <w:rPr/>
         <w:t>4. Schedule</w:t>
       </w:r>
     </w:p>
@@ -535,9 +578,11 @@
           </w:tcPr>
           <w:p>
             <w:pPr>
-              <w:bidi w:val="1"/>
+              <w:jc w:val="left"/>
             </w:pPr>
-            <w:r/>
+            <w:r>
+              <w:rPr/>
+            </w:r>
             <w:r>
               <w:rPr>
                 <w:rFonts w:ascii="Arial" w:hAnsi="Arial" w:eastAsia="Arial"/>
@@ -553,9 +598,11 @@
           </w:tcPr>
           <w:p>
             <w:pPr>
-              <w:bidi w:val="1"/>
+              <w:jc w:val="left"/>
             </w:pPr>
-            <w:r/>
+            <w:r>
+              <w:rPr/>
+            </w:r>
             <w:r>
               <w:rPr>
                 <w:rFonts w:ascii="Arial" w:hAnsi="Arial" w:eastAsia="Arial"/>
@@ -571,9 +618,11 @@
           </w:tcPr>
           <w:p>
             <w:pPr>
-              <w:bidi w:val="1"/>
+              <w:jc w:val="left"/>
             </w:pPr>
-            <w:r/>
+            <w:r>
+              <w:rPr/>
+            </w:r>
             <w:r>
               <w:rPr>
                 <w:rFonts w:ascii="Arial" w:hAnsi="Arial" w:eastAsia="Arial"/>
@@ -591,9 +640,11 @@
           </w:tcPr>
           <w:p>
             <w:pPr>
-              <w:bidi w:val="1"/>
+              <w:jc w:val="left"/>
             </w:pPr>
-            <w:r/>
+            <w:r>
+              <w:rPr/>
+            </w:r>
             <w:r>
               <w:rPr>
                 <w:rFonts w:ascii="Arial" w:hAnsi="Arial" w:eastAsia="Arial"/>
@@ -627,9 +678,11 @@
           </w:tcPr>
           <w:p>
             <w:pPr>
-              <w:bidi w:val="1"/>
+              <w:jc w:val="left"/>
             </w:pPr>
-            <w:r/>
+            <w:r>
+              <w:rPr/>
+            </w:r>
             <w:r>
               <w:rPr>
                 <w:rFonts w:ascii="Arial" w:hAnsi="Arial" w:eastAsia="Arial"/>
@@ -647,9 +700,11 @@
           </w:tcPr>
           <w:p>
             <w:pPr>
-              <w:bidi w:val="1"/>
+              <w:jc w:val="left"/>
             </w:pPr>
-            <w:r/>
+            <w:r>
+              <w:rPr/>
+            </w:r>
             <w:r>
               <w:rPr>
                 <w:rFonts w:ascii="Arial" w:hAnsi="Arial" w:eastAsia="Arial"/>
@@ -683,9 +738,11 @@
           </w:tcPr>
           <w:p>
             <w:pPr>
-              <w:bidi w:val="1"/>
+              <w:jc w:val="left"/>
             </w:pPr>
-            <w:r/>
+            <w:r>
+              <w:rPr/>
+            </w:r>
             <w:r>
               <w:rPr>
                 <w:rFonts w:ascii="Arial" w:hAnsi="Arial" w:eastAsia="Arial"/>
@@ -703,9 +760,11 @@
           </w:tcPr>
           <w:p>
             <w:pPr>
-              <w:bidi w:val="1"/>
+              <w:jc w:val="left"/>
             </w:pPr>
-            <w:r/>
+            <w:r>
+              <w:rPr/>
+            </w:r>
             <w:r>
               <w:rPr>
                 <w:rFonts w:ascii="Arial" w:hAnsi="Arial" w:eastAsia="Arial"/>
@@ -739,9 +798,11 @@
           </w:tcPr>
           <w:p>
             <w:pPr>
-              <w:bidi w:val="1"/>
+              <w:jc w:val="left"/>
             </w:pPr>
-            <w:r/>
+            <w:r>
+              <w:rPr/>
+            </w:r>
             <w:r>
               <w:rPr>
                 <w:rFonts w:ascii="Arial" w:hAnsi="Arial" w:eastAsia="Arial"/>
@@ -755,7 +816,7 @@
     </w:tbl>
     <w:p>
       <w:pPr>
-        <w:bidi w:val="1"/>
+        <w:jc w:val="left"/>
       </w:pPr>
       <w:r>
         <w:rPr>
@@ -764,6 +825,7 @@
         <w:t xml:space="preserve">Note: </w:t>
       </w:r>
       <w:r>
+        <w:rPr/>
         <w:t>The length of the text may change after translation, so spacing and line breaks may differ in the English version.</w:t>
       </w:r>
     </w:p>
@@ -771,38 +833,40 @@
       <w:pPr>
         <w:bidi w:val="1"/>
       </w:pPr>
-      <w:r>
-        <w:br w:type="page"/>
-      </w:r>
+      <w:r/>
     </w:p>
     <w:p>
       <w:pPr>
         <w:pStyle w:val="Heading1"/>
-        <w:bidi w:val="1"/>
+        <w:jc w:val="left"/>
       </w:pPr>
       <w:r>
+        <w:rPr/>
         <w:t>5. Multi-line paragraph</w:t>
       </w:r>
     </w:p>
     <w:p>
       <w:pPr>
-        <w:bidi w:val="1"/>
+        <w:jc w:val="left"/>
       </w:pPr>
       <w:r>
+        <w:rPr/>
         <w:t>First line: This is an example of a paragraph containing more than one line within the same paragraph.</w:t>
         <w:br/>
       </w:r>
       <w:r>
+        <w:rPr/>
         <w:t>Second line: We want to see if the translation will preserve line breaks.</w:t>
         <w:br/>
       </w:r>
       <w:r>
+        <w:rPr/>
         <w:t>Third line: This is useful for testing the internal processing of the text.</w:t>
       </w:r>
     </w:p>
     <w:p>
       <w:pPr>
-        <w:bidi w:val="1"/>
+        <w:jc w:val="left"/>
       </w:pPr>
       <w:r>
         <w:rPr>
@@ -811,6 +875,7 @@
         <w:t>Email:</w:t>
       </w:r>
       <w:r>
+        <w:rPr/>
         <w:t xml:space="preserve"> test@example.com  </w:t>
       </w:r>
       <w:r>
@@ -820,6 +885,7 @@
         <w:t>Phone:</w:t>
       </w:r>
       <w:r>
+        <w:rPr/>
         <w:t xml:space="preserve"> +962 7 9000 1234</w:t>
       </w:r>
     </w:p>
@@ -840,10 +906,10 @@
   <w:p>
     <w:pPr>
       <w:pStyle w:val="Footer"/>
-      <w:jc w:val="center"/>
-      <w:bidi w:val="1"/>
+      <w:jc w:val="left"/>
     </w:pPr>
     <w:r>
+      <w:rPr/>
       <w:t>End of the sample document</w:t>
     </w:r>
   </w:p>
@@ -855,8 +921,7 @@
   <w:p>
     <w:pPr>
       <w:pStyle w:val="Header"/>
-      <w:jc w:val="center"/>
-      <w:bidi w:val="1"/>
+      <w:jc w:val="left"/>
     </w:pPr>
     <w:r>
       <w:rPr>

--- a/translated_xml.docx
+++ b/translated_xml.docx
@@ -4,7 +4,7 @@
   <w:body>
     <w:p>
       <w:pPr>
-        <w:jc w:val="left"/>
+        <w:jc w:val="center"/>
       </w:pPr>
       <w:r>
         <w:rPr>
@@ -16,7 +16,7 @@
     </w:p>
     <w:p>
       <w:pPr>
-        <w:jc w:val="left"/>
+        <w:jc w:val="center"/>
       </w:pPr>
       <w:r>
         <w:rPr/>
@@ -48,7 +48,6 @@
     <w:p>
       <w:pPr>
         <w:pStyle w:val="Heading1"/>
-        <w:jc w:val="left"/>
       </w:pPr>
       <w:r>
         <w:rPr/>
@@ -56,18 +55,14 @@
       </w:r>
     </w:p>
     <w:p>
-      <w:pPr>
-        <w:jc w:val="left"/>
-      </w:pPr>
+      <w:pPr/>
       <w:r>
         <w:rPr/>
         <w:t>This paragraph contains standard Arabic text with some key terms such as patient, diagnosis, and follow-up plan. The goal is to test the translation at the paragraph level, rather than at the level of each small formatting element.</w:t>
       </w:r>
     </w:p>
     <w:p>
-      <w:pPr>
-        <w:jc w:val="left"/>
-      </w:pPr>
+      <w:pPr/>
       <w:r>
         <w:rPr>
           <w:b w:val="0"/>
@@ -108,7 +103,6 @@
     <w:p>
       <w:pPr>
         <w:pStyle w:val="ListBullet"/>
-        <w:jc w:val="left"/>
       </w:pPr>
       <w:r>
         <w:rPr/>
@@ -118,7 +112,6 @@
     <w:p>
       <w:pPr>
         <w:pStyle w:val="ListBullet"/>
-        <w:jc w:val="left"/>
       </w:pPr>
       <w:r>
         <w:rPr/>
@@ -128,7 +121,6 @@
     <w:p>
       <w:pPr>
         <w:pStyle w:val="ListBullet"/>
-        <w:jc w:val="left"/>
       </w:pPr>
       <w:r>
         <w:rPr/>
@@ -138,7 +130,6 @@
     <w:p>
       <w:pPr>
         <w:pStyle w:val="Heading2"/>
-        <w:jc w:val="left"/>
       </w:pPr>
       <w:r>
         <w:rPr/>
@@ -148,7 +139,6 @@
     <w:p>
       <w:pPr>
         <w:pStyle w:val="ListNumber"/>
-        <w:jc w:val="left"/>
       </w:pPr>
       <w:r>
         <w:rPr/>
@@ -158,7 +148,6 @@
     <w:p>
       <w:pPr>
         <w:pStyle w:val="ListNumber"/>
-        <w:jc w:val="left"/>
       </w:pPr>
       <w:r>
         <w:rPr/>
@@ -168,7 +157,6 @@
     <w:p>
       <w:pPr>
         <w:pStyle w:val="ListNumber"/>
-        <w:jc w:val="left"/>
       </w:pPr>
       <w:r>
         <w:rPr/>
@@ -178,7 +166,6 @@
     <w:p>
       <w:pPr>
         <w:pStyle w:val="Heading1"/>
-        <w:jc w:val="left"/>
       </w:pPr>
       <w:r>
         <w:rPr/>
@@ -205,9 +192,7 @@
             <w:vAlign w:val="center"/>
           </w:tcPr>
           <w:p>
-            <w:pPr>
-              <w:jc w:val="left"/>
-            </w:pPr>
+            <w:pPr/>
             <w:r>
               <w:rPr/>
             </w:r>
@@ -226,9 +211,7 @@
             <w:vAlign w:val="center"/>
           </w:tcPr>
           <w:p>
-            <w:pPr>
-              <w:jc w:val="left"/>
-            </w:pPr>
+            <w:pPr/>
             <w:r>
               <w:rPr/>
             </w:r>
@@ -247,9 +230,7 @@
             <w:vAlign w:val="center"/>
           </w:tcPr>
           <w:p>
-            <w:pPr>
-              <w:jc w:val="left"/>
-            </w:pPr>
+            <w:pPr/>
             <w:r>
               <w:rPr/>
             </w:r>
@@ -268,9 +249,7 @@
             <w:vAlign w:val="center"/>
           </w:tcPr>
           <w:p>
-            <w:pPr>
-              <w:jc w:val="left"/>
-            </w:pPr>
+            <w:pPr/>
             <w:r>
               <w:rPr/>
             </w:r>
@@ -308,9 +287,7 @@
             <w:tcW w:type="dxa" w:w="2160"/>
           </w:tcPr>
           <w:p>
-            <w:pPr>
-              <w:jc w:val="left"/>
-            </w:pPr>
+            <w:pPr/>
             <w:r>
               <w:rPr/>
             </w:r>
@@ -328,9 +305,7 @@
             <w:tcW w:type="dxa" w:w="2160"/>
           </w:tcPr>
           <w:p>
-            <w:pPr>
-              <w:jc w:val="left"/>
-            </w:pPr>
+            <w:pPr/>
             <w:r>
               <w:rPr/>
             </w:r>
@@ -348,9 +323,7 @@
             <w:tcW w:type="dxa" w:w="2160"/>
           </w:tcPr>
           <w:p>
-            <w:pPr>
-              <w:jc w:val="left"/>
-            </w:pPr>
+            <w:pPr/>
             <w:r>
               <w:rPr/>
             </w:r>
@@ -388,9 +361,7 @@
             <w:tcW w:type="dxa" w:w="2160"/>
           </w:tcPr>
           <w:p>
-            <w:pPr>
-              <w:jc w:val="left"/>
-            </w:pPr>
+            <w:pPr/>
             <w:r>
               <w:rPr/>
             </w:r>
@@ -408,9 +379,7 @@
             <w:tcW w:type="dxa" w:w="2160"/>
           </w:tcPr>
           <w:p>
-            <w:pPr>
-              <w:jc w:val="left"/>
-            </w:pPr>
+            <w:pPr/>
             <w:r>
               <w:rPr/>
             </w:r>
@@ -428,9 +397,7 @@
             <w:tcW w:type="dxa" w:w="2160"/>
           </w:tcPr>
           <w:p>
-            <w:pPr>
-              <w:jc w:val="left"/>
-            </w:pPr>
+            <w:pPr/>
             <w:r>
               <w:rPr/>
             </w:r>
@@ -468,9 +435,7 @@
             <w:tcW w:type="dxa" w:w="2160"/>
           </w:tcPr>
           <w:p>
-            <w:pPr>
-              <w:jc w:val="left"/>
-            </w:pPr>
+            <w:pPr/>
             <w:r>
               <w:rPr/>
             </w:r>
@@ -488,9 +453,7 @@
             <w:tcW w:type="dxa" w:w="2160"/>
           </w:tcPr>
           <w:p>
-            <w:pPr>
-              <w:jc w:val="left"/>
-            </w:pPr>
+            <w:pPr/>
             <w:r>
               <w:rPr/>
             </w:r>
@@ -508,9 +471,7 @@
             <w:tcW w:type="dxa" w:w="2160"/>
           </w:tcPr>
           <w:p>
-            <w:pPr>
-              <w:jc w:val="left"/>
-            </w:pPr>
+            <w:pPr/>
             <w:r>
               <w:rPr/>
             </w:r>
@@ -531,9 +492,7 @@
             <w:gridSpan w:val="4"/>
           </w:tcPr>
           <w:p>
-            <w:pPr>
-              <w:jc w:val="left"/>
-            </w:pPr>
+            <w:pPr/>
             <w:r>
               <w:rPr/>
             </w:r>
@@ -552,7 +511,6 @@
     <w:p>
       <w:pPr>
         <w:pStyle w:val="Heading2"/>
-        <w:jc w:val="left"/>
       </w:pPr>
       <w:r>
         <w:rPr/>
@@ -577,9 +535,7 @@
             <w:tcW w:type="dxa" w:w="2880"/>
           </w:tcPr>
           <w:p>
-            <w:pPr>
-              <w:jc w:val="left"/>
-            </w:pPr>
+            <w:pPr/>
             <w:r>
               <w:rPr/>
             </w:r>
@@ -597,9 +553,7 @@
             <w:tcW w:type="dxa" w:w="2880"/>
           </w:tcPr>
           <w:p>
-            <w:pPr>
-              <w:jc w:val="left"/>
-            </w:pPr>
+            <w:pPr/>
             <w:r>
               <w:rPr/>
             </w:r>
@@ -617,9 +571,7 @@
             <w:tcW w:type="dxa" w:w="2880"/>
           </w:tcPr>
           <w:p>
-            <w:pPr>
-              <w:jc w:val="left"/>
-            </w:pPr>
+            <w:pPr/>
             <w:r>
               <w:rPr/>
             </w:r>
@@ -639,9 +591,7 @@
             <w:tcW w:type="dxa" w:w="2880"/>
           </w:tcPr>
           <w:p>
-            <w:pPr>
-              <w:jc w:val="left"/>
-            </w:pPr>
+            <w:pPr/>
             <w:r>
               <w:rPr/>
             </w:r>
@@ -677,9 +627,7 @@
             <w:tcW w:type="dxa" w:w="2880"/>
           </w:tcPr>
           <w:p>
-            <w:pPr>
-              <w:jc w:val="left"/>
-            </w:pPr>
+            <w:pPr/>
             <w:r>
               <w:rPr/>
             </w:r>
@@ -699,9 +647,7 @@
             <w:tcW w:type="dxa" w:w="2880"/>
           </w:tcPr>
           <w:p>
-            <w:pPr>
-              <w:jc w:val="left"/>
-            </w:pPr>
+            <w:pPr/>
             <w:r>
               <w:rPr/>
             </w:r>
@@ -737,9 +683,7 @@
             <w:tcW w:type="dxa" w:w="2880"/>
           </w:tcPr>
           <w:p>
-            <w:pPr>
-              <w:jc w:val="left"/>
-            </w:pPr>
+            <w:pPr/>
             <w:r>
               <w:rPr/>
             </w:r>
@@ -759,9 +703,7 @@
             <w:tcW w:type="dxa" w:w="2880"/>
           </w:tcPr>
           <w:p>
-            <w:pPr>
-              <w:jc w:val="left"/>
-            </w:pPr>
+            <w:pPr/>
             <w:r>
               <w:rPr/>
             </w:r>
@@ -797,9 +739,7 @@
             <w:tcW w:type="dxa" w:w="2880"/>
           </w:tcPr>
           <w:p>
-            <w:pPr>
-              <w:jc w:val="left"/>
-            </w:pPr>
+            <w:pPr/>
             <w:r>
               <w:rPr/>
             </w:r>
@@ -815,9 +755,7 @@
       </w:tr>
     </w:tbl>
     <w:p>
-      <w:pPr>
-        <w:jc w:val="left"/>
-      </w:pPr>
+      <w:pPr/>
       <w:r>
         <w:rPr>
           <w:b/>
@@ -838,7 +776,6 @@
     <w:p>
       <w:pPr>
         <w:pStyle w:val="Heading1"/>
-        <w:jc w:val="left"/>
       </w:pPr>
       <w:r>
         <w:rPr/>
@@ -846,9 +783,7 @@
       </w:r>
     </w:p>
     <w:p>
-      <w:pPr>
-        <w:jc w:val="left"/>
-      </w:pPr>
+      <w:pPr/>
       <w:r>
         <w:rPr/>
         <w:t>First line: This is an example of a paragraph containing more than one line within the same paragraph.</w:t>
@@ -865,9 +800,7 @@
       </w:r>
     </w:p>
     <w:p>
-      <w:pPr>
-        <w:jc w:val="left"/>
-      </w:pPr>
+      <w:pPr/>
       <w:r>
         <w:rPr>
           <w:b/>
@@ -906,7 +839,7 @@
   <w:p>
     <w:pPr>
       <w:pStyle w:val="Footer"/>
-      <w:jc w:val="left"/>
+      <w:jc w:val="center"/>
     </w:pPr>
     <w:r>
       <w:rPr/>
@@ -921,7 +854,7 @@
   <w:p>
     <w:pPr>
       <w:pStyle w:val="Header"/>
-      <w:jc w:val="left"/>
+      <w:jc w:val="center"/>
     </w:pPr>
     <w:r>
       <w:rPr>

--- a/translated_xml.docx
+++ b/translated_xml.docx
@@ -58,7 +58,7 @@
       <w:pPr/>
       <w:r>
         <w:rPr/>
-        <w:t>This paragraph contains standard Arabic text with some key terms such as patient, diagnosis, and follow-up plan. The goal is to test the translation at the paragraph level, rather than at the level of each small formatting element.</w:t>
+        <w:t>This paragraph contains standard Arabic text with some key terms such as patient, diagnosis, and follow-up plan. The goal is to test the translation at the paragraph level, not at the level of each small formatting element.</w:t>
       </w:r>
     </w:p>
     <w:p>

--- a/translated_xml.docx
+++ b/translated_xml.docx
@@ -58,7 +58,7 @@
       <w:pPr/>
       <w:r>
         <w:rPr/>
-        <w:t>This paragraph contains standard Arabic text with some key terms such as patient, diagnosis, and follow-up plan. The goal is to test the translation at the paragraph level, not at the level of each small formatting element.</w:t>
+        <w:t>This paragraph contains standard Arabic text with some key terms such as patient, diagnosis, and follow-up plan. The goal is to test the translation at the paragraph level, rather than at the level of each small formatting element.</w:t>
       </w:r>
     </w:p>
     <w:p>
